--- a/javoblar/030.docx
+++ b/javoblar/030.docx
@@ -165,7 +165,7 @@
         <w:spacing w:after="40"/>
       </w:pPr>
       <w:r>
-        <w:t xml:space="preserve">O'zR SanQvaM № 0365-19. Tibbiy anjom-asboblar va buyumlarni sterilizatsiya qilish markazlarini loyihalashtirish, qurish va ekspluatatsiya qilish sanitariya qoidalari va me'yorlari. — Toshkent, 2019 (O'zR Bosh davlat sanitariya vrachi tomonidan 14.05.2019 tasdiqlangan). Rasmiy manba: ssv.uz; nusxa: xayrullokomilov.uz/kutubxona (ochiq manba).</w:t>
+        <w:t xml:space="preserve">SanQvaM № 0365-19. Tibbiy anjom-asboblar va buyumlarni sterilizatsiya qilish markazlarini loyihalashtirish, qurish va ekspluatatsiya qilish sanitariya qoidalari va me'yorlari. — Toshkent, 2019.</w:t>
       </w:r>
     </w:p>
     <w:p>
@@ -178,7 +178,7 @@
         <w:spacing w:after="40"/>
       </w:pPr>
       <w:r>
-        <w:t xml:space="preserve">World Health Organization. Decontamination and reprocessing of medical devices in health-care facilities. Geneva: WHO. URL: https://www.who.int/publications/i/item/9789241549851</w:t>
+        <w:t xml:space="preserve">World Health Organization. Decontamination and reprocessing of medical devices in health-care facilities, 2016. URL: https://www.who.int/publications/i/item/9789241549851</w:t>
       </w:r>
     </w:p>
     <w:p>
@@ -191,7 +191,7 @@
         <w:spacing w:after="40"/>
       </w:pPr>
       <w:r>
-        <w:t xml:space="preserve">Umumiy epidemiologiya va gospital infeksiyalar profilaktikasi. Oliy tibbiy ta'lim muassasalari uchun darslik. — Toshkent: Tibbiyot nashriyoti.</w:t>
+        <w:t xml:space="preserve">Mirtazayev O.M., Zuyeva L.P., Matnazarova G.S. Epidemiologiya. — Toshkent, 2016.</w:t>
       </w:r>
     </w:p>
     <w:sectPr>

--- a/javoblar/030.docx
+++ b/javoblar/030.docx
@@ -8,7 +8,7 @@
         <w:spacing w:after="200"/>
       </w:pPr>
       <w:r>
-        <w:t xml:space="preserve">30. Sterilizatsiya turlari va usullari, ularning epidemiologik ahamiyati</w:t>
+        <w:t xml:space="preserve">30. Immunitet turlari- tabiiy, sun'iy, aktiv, passiv</w:t>
       </w:r>
     </w:p>
     <w:p>
@@ -17,7 +17,7 @@
         <w:jc w:val="both"/>
       </w:pPr>
       <w:r>
-        <w:t xml:space="preserve">Sterilizatsiya — obyektda barcha mikroorganizmlarni, jumladan ularning eng chidamli shakllari bo'lmish sporalarni ham to'liq yo'q qilishga qaratilgan jarayondir. U dezinfeksiyadan tubdan farq qiladi: dezinfeksiya asosan vegetativ patogen shakllarni yo'qotsa, sterilizatsiya mutlaq mikrobsizlikni ta'minlaydi. Sterilizatsiya, ayniqsa, steril to'qimalar bilan kontaktga kiradigan tibbiy asboblar (jarrohlik asboblari, in'yeksiya vositalari, kateterlar) uchun zarur. U shifoxona ichi infeksiyalarining, jumladan qon orqali yuqadigan infeksiyalarning oldini olishda hal qiluvchi ahamiyatga ega [1][2].</w:t>
+        <w:t xml:space="preserve">Immunitet — organizmning begona antigenlardan, jumladan yuqumli kasallik qo'zg'atuvchilaridan himoyalanish qobiliyatidir. Immunitet epidemik jarayonning uchinchi bo'g'ini — qabul qiluvchanlikni belgilagani uchun uning turlarini bilish immunprofilaktikani ilmiy asoslash uchun zarur. Immunitet tug'ma (nospetsifik) va orttirilgan (spetsifik) turlarga bo'linadi. Orttirilgan immunitet esa kelib chiqishiga ko'ra tabiiy va sun'iy, hosil bo'lish mexanizmiga ko'ra aktiv va passiv turlarga ajratiladi. Bu tasnif immun himoyaning turli shakllarini tizimli tushunish va ularni amaliyotda to'g'ri qo'llash imkonini beradi [1][2]. Immunitetni shuningdek gumoral (antitelolarga asoslangan) va hujayraviy (T-limfotsitlarga asoslangan) komponentlarga ajratish mumkin.</w:t>
       </w:r>
     </w:p>
     <w:p>
@@ -26,7 +26,7 @@
         <w:spacing w:after="80" w:before="160"/>
       </w:pPr>
       <w:r>
-        <w:t xml:space="preserve">Sterilizatsiya bosqichlari</w:t>
+        <w:t xml:space="preserve">Tug'ma va orttirilgan immunitet</w:t>
       </w:r>
     </w:p>
     <w:p>
@@ -35,7 +35,7 @@
         <w:jc w:val="both"/>
       </w:pPr>
       <w:r>
-        <w:t xml:space="preserve">Sterilizatsiya yakka jarayon emas, balki ketma-ket bosqichlarning yakuniy halqasidir. Tibbiy asboblarni qayta ishlash dezinfeksiya (qo'zg'atuvchilarni yo'q qilish va xodim xavfsizligi), sterilizatsiyadan oldingi tozalash (qon, oqsil va organik qoldiqlarni olib tashlash), quritish, nazorat va qadoqlashdan so'ng sterilizatsiya bilan yakunlanadi. Sterilizatsiyadan oldin obyektning yaxshi tozalanishi muhim, chunki organik qoldiq mikroorganizmlarni himoya qilib, sterilizatsiya samaradorligini keskin pasaytiradi. Shu bois har bir bosqich sterilizatsiyaning ishonchliligini ta'minlaydi va bu bosqichlarning ketma-ketligiga qat'iy rioya qilish shart [1].</w:t>
+        <w:t xml:space="preserve">Tug'ma (nospetsifik, tabiiy rezistentlik) immunitet tug'ilishdan mavjud bo'lib, aniq qo'zg'atuvchiga yo'naltirilmagan va darhol ta'sir qiladi. Unga teri va shilliq qavatlar to'sig'i, fagotsitoz, komplement tizimi va yallig'lanish reaksiyasi kiradi. Xalqaro manbalarga ko'ra, tug'ma immunitet infeksiyaga qarshi tezkor va doimiy himoyani ta'minlaydi va oldingi uchrashuvni talab qilmaydi [2]. Orttirilgan (spetsifik) immunitet esa hayot davomida shakllanadi, aniq antigenga yo'naltirilgan, immunologik xotiraga ega va takroriy uchrashuvda kuchliroq javob beradi; u B- va T-limfotsitlar hamda antitelolar faoliyatiga asoslanadi [2].</w:t>
       </w:r>
     </w:p>
     <w:p>
@@ -44,7 +44,7 @@
         <w:spacing w:after="80" w:before="160"/>
       </w:pPr>
       <w:r>
-        <w:t xml:space="preserve">Fizik sterilizatsiya usullari</w:t>
+        <w:t xml:space="preserve">Tabiiy immunitet</w:t>
       </w:r>
     </w:p>
     <w:p>
@@ -53,7 +53,7 @@
         <w:jc w:val="both"/>
       </w:pPr>
       <w:r>
-        <w:t xml:space="preserve">Fizik usullar eng keng tarqalgan va ishonchli hisoblanadi. Bug' usuli (avtoklavlashtirish) — yuqori bosimli to'yingan bug' yordamida amalga oshiriladi va ko'pchilik metall asboblar, to'qima materiallar, shisha buyumlar uchun qo'llaniladi; u tez va samarali. Quruq issiq havo usuli (quruq-havo shkafi) — yuqori harorat bilan issiqlikka chidamli metall va shisha buyumlarni sterilizatsiya qiladi. Ikkala usul ham yuqori haroratga asoslangan bo'lib, mikroorganizmlar va ularning sporalarini oqsil denaturatsiyasi orqali halok qiladi. Nurli sterilizatsiya (gamma-nurlar) esa bir marta ishlatiladigan tibbiy mahsulotlarni (shpritslar, kateterlar, qo'lqoplar) sanoat sharoitida sterilizatsiya qilishda qo'llaniladi [1][2]. Bug' usuli eng afzal hisoblanadi, chunki u ekologik toza, tez va ishonchli; shuning uchun davolash muassasalarida avtoklavlashtirish asosiy usuldir. Quruq issiq havo esa nam bug' zararli ta'sir qiladigan yoki metall asboblarni korroziyadan himoya qilish zarur bo'lgan hollarda qo'llaniladi. Har bir usul uchun aniq harorat, bosim va ekspozitsiya vaqti rejimlari belgilangan bo'lib, ularga qat'iy rioya qilish sterilizatsiya natijasini belgilaydi.</w:t>
+        <w:t xml:space="preserve">Orttirilgan immunitet kelib chiqishiga ko'ra tabiiy va sun'iy bo'ladi. Tabiiy immunitet tibbiy aralashuvsiz, tabiiy sharoitda shakllanadi va o'z navbatida ikki xil bo'ladi. Tabiiy aktiv immunitet kasallikni (ba'zan yashirin infeksiyani) o'tkazish natijasida hosil bo'ladi; masalan, qizamiq yoki suvchechakdan keyin umrbod mustahkam immunitet qoladi. Tabiiy passiv immunitet esa onadan bolaga antitelolar o'tishi hisobiga yuzaga keladi: homiladorlik davrida yo'ldosh (platsenta) orqali IgG antitelolar, tug'ilgandan keyin esa ona suti (ayniqsa og'iz suti) orqali IgA antitelolar bolaga o'tadi va uni dastlabki oylarda himoya qiladi [1][2].</w:t>
       </w:r>
     </w:p>
     <w:p>
@@ -62,7 +62,7 @@
         <w:spacing w:after="80" w:before="160"/>
       </w:pPr>
       <w:r>
-        <w:t xml:space="preserve">Kimyoviy va boshqa usullar</w:t>
+        <w:t xml:space="preserve">Sun'iy immunitet</w:t>
       </w:r>
     </w:p>
     <w:p>
@@ -71,7 +71,7 @@
         <w:jc w:val="both"/>
       </w:pPr>
       <w:r>
-        <w:t xml:space="preserve">Yuqori haroratga chidamsiz materiallar (optik asboblar, endoskoplar, plastmassalar) uchun past haroratli sterilizatsiya usullari qo'llaniladi. Kimyoviy sterilizatsiya — kuchli sterilizatsiyalovchi moddalar (glutaraldegid, vodorod peroksid eritmalari) bilan uzoq ekspozitsiyada amalga oshiriladi. Gazli sterilizatsiya — etilen oksidi yoki vodorod peroksid plazmasi yordamida past haroratda o'tkaziladi va termosezgir asboblar uchun qulay. Usulni tanlashda asbob materiali, issiqlik va namlikka chidamliligi hamda sterilizatsiya zarurati hisobga olinadi. Har bir usulning o'z afzalligi va cheklovlari bor, shu bois ular aniq vaziyatga qarab tanlanadi [2].</w:t>
+        <w:t xml:space="preserve">Sun'iy immunitet tibbiy aralashuv orqali, maqsadli ravishda hosil qilinadi va u ham aktiv va passiv turlarga bo'linadi. Sun'iy aktiv immunitet vaksina (antigen) yuborish natijasida shakllanadi: organizm o'zi antitelolar va xotira hujayralarini ishlab chiqaradi. Sun'iy passiv immunitet esa tayyor antitelolarni — immun zardob yoki immunoglobulinni kiritish orqali yuzaga keladi; bunda organizm o'zi antitelo ishlab chiqarmaydi, balki tashqaridan olinganlardan foydalanadi. Sun'iy aktiv immunizatsiya uzoq muddatli profilaktika uchun (emlash), sun'iy passiv immunizatsiya esa shoshilinch profilaktika va davolash uchun qo'llaniladi [1].</w:t>
       </w:r>
     </w:p>
     <w:p>
@@ -80,7 +80,7 @@
         <w:spacing w:after="80" w:before="160"/>
       </w:pPr>
       <w:r>
-        <w:t xml:space="preserve">Sterilizatsiya nazorati</w:t>
+        <w:t xml:space="preserve">Aktiv va passiv immunitetning farqlari</w:t>
       </w:r>
     </w:p>
     <w:p>
@@ -89,7 +89,7 @@
         <w:jc w:val="both"/>
       </w:pPr>
       <w:r>
-        <w:t xml:space="preserve">Sterilizatsiya samaradorligi uch xil nazorat orqali tasdiqlanadi. Fizik nazorat — jarayon parametrlarini (harorat, bosim, vaqt) o'lchash va qayd etish. Kimyoviy nazorat — maxsus indikatorlar yordamida bo'lib, ular belgilangan rejimga erishilganda rangini o'zgartiradi. Bakteriologik (biologik) nazorat — eng ishonchli usul bo'lib, yuqori chidamli test-mikroorganizm sporalari sterilizatsiyadan so'ng tirik qolgan-qolmaganligini tekshiradi. Faqat barcha nazorat turlari ijobiy natija bergandagina sterilizatsiya ishonchli hisoblanadi. Nazoratsiz sterilizatsiya soxta xavfsizlik tuyg'usini keltirib chiqaradi [1][2]. Jahon sog'liqni saqlash tashkilotining tibbiy anjomlarni qayta ishlash bo'yicha qo'llanmasida ham sterilizatsiyaning har bir tsiklini monitoring qilish va biologik indikatorlar bilan davriy nazorat o'tkazish zarurligi ta'kidlanadi [2]. Bakteriologik nazorat uchun odatda yuqori termochidamli sporalar (masalan, Geobacillus stearothermophilus bug' sterilizatsiyasi uchun) qo'llaniladi; agar bu sporalar ham halok bo'lsa, boshqa barcha mikroorganizmlar albatta yo'q qilingan hisoblanadi. Shu bois biologik nazorat sterilizatsiya ishonchliligining "oltin standarti" sanaladi.</w:t>
+        <w:t xml:space="preserve">Aktiv va passiv immunitet o'rtasida muhim farqlar bor. Aktiv immunitet organizmning o'zi tomonidan ishlab chiqariladi, kechroq (odatda 1–3 hafta) shakllanadi, lekin uzoq muddatli (yillar yoki umrbod) bo'ladi va immunologik xotira qoldiradi; takroriy ta'sirda tez va kuchli javob beradi. Passiv immunitet esa tashqaridan kiritilgan tayyor antitelolar hisobiga darhol ta'sir qiladi, biroq qisqa muddatli (bir necha hafta-oy) bo'lib, xotira qoldirmaydi, chunki organizm o'zi faol ishtirok etmaydi. Shu farqlar ularning qo'llanish sohalarini belgilaydi [1][2]. Ba'zan aktiv va passiv immunizatsiya birgalikda qo'llaniladi — masalan, quturishga qarshi profilaktikada bemorga ham vaksina (aktiv immunitet uchun), ham immunoglobulin (darhol himoya uchun) beriladi. Bu kombinatsiya passiv immunitetning tezligini aktiv immunitetning uzoqligi bilan birlashtiradi va og'ir, o'limga olib keladigan kasalliklarning oldini olishda hal qiluvchi ahamiyatga ega. Shunday yondashuv qoqshol profilaktikasida ham qo'llaniladi, bu immunitet turlarini amaliyotda uyg'un qo'llashning yorqin namunasidir.</w:t>
       </w:r>
     </w:p>
     <w:p>
@@ -98,7 +98,7 @@
         <w:spacing w:after="80" w:before="160"/>
       </w:pPr>
       <w:r>
-        <w:t xml:space="preserve">Epidemiologik ahamiyati</w:t>
+        <w:t xml:space="preserve">Qo'llanilishi va epidemiologik ahamiyati</w:t>
       </w:r>
     </w:p>
     <w:p>
@@ -107,7 +107,7 @@
         <w:jc w:val="both"/>
       </w:pPr>
       <w:r>
-        <w:t xml:space="preserve">Sterilizatsiyaning epidemiologik ahamiyati juda katta, chunki u tibbiy aralashuvlar natijasida infeksiya yuqishining oldini oladi. Yetarli darajada sterilizatsiya qilinmagan asboblar orqali qon bilan yuqadigan infeksiyalar (virusli gepatit B, C, OIV), yiringli-septik asoratlar va boshqa shifoxona ichi infeksiyalari tarqalishi mumkin. Shu bois sterilizatsiya zamonaviy davolash-profilaktika muassasalarida infeksion xavfsizlikning asosiy bo'g'inidir. Ayniqsa spora hosil qiluvchi qo'zg'atuvchilar (kuydirgi, qoqshol, botulizm) keltirishi mumkin bo'lgan asoratlarning oldini olishda sterilizatsiyaning muqobili yo'q, chunki faqat sterilizatsiya sporalarni to'liq yo'q qila oladi [1][2].</w:t>
+        <w:t xml:space="preserve">Immunitet turlarini bilish amaliy ahamiyatga ega. Sun'iy aktiv immunitet (vaksinatsiya) boshqariladigan infeksiyalarga qarshi uzoq muddatli himoya va jamoaviy immunitet shakllantirish uchun asosiy vositadir. Sun'iy passiv immunitet (immunoglobulin, zardob) esa qoqshol, quturish, difteriya kabi hollarda shoshilinch profilaktika sifatida, ya'ni tez himoya zarur bo'lganda qo'llaniladi. Tabiiy passiv immunitet (ona suti) chaqaloqlarni dastlabki oylarda himoya qilgani uchun emizishni targ'ib qilish ham profilaktik ahamiyatga ega. Shunday qilib, immunitet turlari immunprofilaktika strategiyasining nazariy asosini tashkil etadi [1][2]. Immunitet turini to'g'ri tanlash vaziyatga bog'liq: agar kasallikning oldini uzoq muddatga olish zarur bo'lsa, aktiv immunizatsiya (emlash) tanlanadi; agar odam allaqachon xavfli qo'zg'atuvchi bilan kontaktda bo'lgan va tez himoya kerak bo'lsa, passiv immunizatsiya qo'llanadi. Noto'g'ri tanlov — masalan, kontaktdan keyin faqat vaksinaga tayanish — kasallikning rivojlanishiga yo'l qo'yishi mumkin, chunki aktiv immunitet shakllanishi uchun vaqt kerak.</w:t>
       </w:r>
     </w:p>
     <w:p>
@@ -116,7 +116,7 @@
         <w:spacing w:after="80" w:before="160"/>
       </w:pPr>
       <w:r>
-        <w:t xml:space="preserve">Tashkiliy jihatlar</w:t>
+        <w:t xml:space="preserve">Immunitetning napryajyonnosti va davomiyligi</w:t>
       </w:r>
     </w:p>
     <w:p>
@@ -125,7 +125,7 @@
         <w:jc w:val="both"/>
       </w:pPr>
       <w:r>
-        <w:t xml:space="preserve">Sterilizatsiya ishi odatda markaziy sterilizatsiya bo'limida (MSB) markazlashgan tarzda tashkil etiladi; bu sifat nazoratini birlashtiradi va ishonchlilikni oshiradi. Bu masala O'zbekiston Respublikasida alohida sanitariya hujjati bilan tartibga solingan — SanQvaM № 0365-19 aynan "tibbiy anjom-asboblar va buyumlarni sterilizatsiya qilish markazlarini loyihalashtirish, qurish va ekspluatatsiya qilish" qoidalarini belgilaydi (O'zR Bosh davlat sanitariya vrachi tomonidan 2019-yil 14-mayda tasdiqlangan) [1]. Sterilizatsiya rejimlari va nazorat natijalari hujjatlashtiriladi, jihozlar (avtoklav, quruq-havo shkafi) muntazam texnik ko'rik va validatsiyadan o'tkaziladi. Xodimlar maxsus tayyorgarlikdan o'tgan bo'lishi va sterilizatsiya texnologiyasini bilishi talab etiladi. Steril materiallar belgilangan muddat va shartlarda, ifloslanishdan himoyalangan holda saqlanadi [1]. SanQvaM № 0365-19 sterilizatsiya markazlarining nafaqat ish jarayonini, balki bino rejasi, zonalarga bo'linishi va ekspluatatsiyasini ham tartibga soladi; bu esa sterilizatsiyani yaxlit, standartlashtirilgan tizim sifatida tashkil etishni ta'minlaydi [1]. Shu tariqa O'zbekistonda sterilizatsiya ishi aniq normativ-huquqiy asosga ega bo'lib, uning talablari majburiy va nazorat qilinadi.</w:t>
+        <w:t xml:space="preserve">Immunitetning kuchlanishi (napryajyonnost) va davomiyligi kasallik va immunitet turiga qarab turlicha bo'ladi. Qizamiq, parotit va suvchechakdan keyingi tabiiy aktiv immunitet umrbod, difteriya va qoqsholga qarshi immunitet esa vaqt o'tishi bilan susayadi va revaksinatsiyani talab qiladi. Passiv immunitet har doim qisqa muddatli. Immunitet darajasini seroepidemiologik tekshiruvlar orqali (antitelolar titrini aniqlash) baholash mumkin; bu emlash dasturlarini rejalashtirish va aholi immun qatlamini baholash uchun muhim ko'rsatkichdir [2]. Immunitet davomiyligi haqidagi bilim revaksinatsiya muddatlarini belgilashda bevosita qo'llaniladi: masalan, difteriya-qoqsholga qarshi har o'n yilda qo'shimcha doza (booster) tavsiya etilishi aynan immunitetning asta-sekin susayishi bilan izohlanadi. Shu bois immunitet turlari va ularning dinamikasi nafaqat nazariy, balki bevosita amaliy — emlash kalendarini loyihalash — ahamiyatga ega.</w:t>
       </w:r>
     </w:p>
     <w:p>
@@ -143,7 +143,7 @@
         <w:jc w:val="both"/>
       </w:pPr>
       <w:r>
-        <w:t xml:space="preserve">Sterilizatsiya — barcha mikroorganizmlarni, jumladan sporalarni ham to'liq yo'q qilishga qaratilgan jarayon bo'lib, u dezinfeksiyadan mutlaq mikrobsizlik darajasi bilan farq qiladi. Fizik usullar (bug', quruq issiq havo, nurlanish) eng keng tarqalgan, past haroratli kimyoviy va gazli usullar esa termosezgir asboblar uchun qo'llaniladi. Sterilizatsiya samaradorligi fizik, kimyoviy va bakteriologik nazorat orqali tasdiqlanadi. Sterilizatsiyaning epidemiologik ahamiyati — tibbiy aralashuvlar orqali infeksiya yuqishining, ayniqsa qon orqali yuqadigan infeksiyalar va yiringli asoratlarning oldini olishdir. Uning talablari O'zbekistonda SanQvaM № 0365-19 bilan belgilangan va vrach-epidemiolog uchun bu usullar hamda nazorat tartibini bilish zaruriy kasbiy malakadir.</w:t>
+        <w:t xml:space="preserve">Immunitet tug'ma va orttirilgan turlarga bo'linadi; orttirilgan immunitet kelib chiqishiga ko'ra tabiiy va sun'iy, mexanizmiga ko'ra aktiv va passiv bo'ladi. Tabiiy aktiv immunitet kasallikdan, tabiiy passiv immunitet onadan o'tgan antitelolardan; sun'iy aktiv immunitet vaksinadan, sun'iy passiv immunitet esa zardob va immunoglobulindan hosil bo'ladi. Aktiv immunitet kech shakllanadi, lekin uzoq va xotirali; passiv immunitet tez, lekin qisqa muddatli. Bu turlarni bilish immunprofilaktikani — ham rejali emlashni, ham shoshilinch profilaktikani — to'g'ri tashkil etishning asosidir va vrach-epidemiolog uchun zaruriy nazariy bilim hisoblanadi. Immunitet turlarini chuqur tushunish har qanday epidemiologik vaziyatda qabul qiluvchan organizmga qaratilgan choralarni to'g'ri tanlash imkonini beradi.</w:t>
       </w:r>
     </w:p>
     <w:p>
@@ -165,7 +165,7 @@
         <w:spacing w:after="40"/>
       </w:pPr>
       <w:r>
-        <w:t xml:space="preserve">SanQvaM № 0365-19. Tibbiy anjom-asboblar va buyumlarni sterilizatsiya qilish markazlarini loyihalashtirish, qurish va ekspluatatsiya qilish sanitariya qoidalari va me'yorlari. — Toshkent, 2019.</w:t>
+        <w:t xml:space="preserve">Muhamedov I., Eshboyev E., Zokirov N., Zokirov M. Mikrobiologiya, immunologiya. — Toshkent.</w:t>
       </w:r>
     </w:p>
     <w:p>
@@ -178,7 +178,7 @@
         <w:spacing w:after="40"/>
       </w:pPr>
       <w:r>
-        <w:t xml:space="preserve">World Health Organization. Decontamination and reprocessing of medical devices in health-care facilities, 2016. URL: https://www.who.int/publications/i/item/9789241549851</w:t>
+        <w:t xml:space="preserve">Marshall J.S. et al. An introduction to immunology and immunopathology. Allergy Asthma Clin Immunol. (NCBI). URL: https://www.ncbi.nlm.nih.gov/books/NBK539801/</w:t>
       </w:r>
     </w:p>
     <w:p>
@@ -191,7 +191,7 @@
         <w:spacing w:after="40"/>
       </w:pPr>
       <w:r>
-        <w:t xml:space="preserve">Mirtazayev O.M., Zuyeva L.P., Matnazarova G.S. Epidemiologiya. — Toshkent, 2016.</w:t>
+        <w:t xml:space="preserve">World Health Organization. Immunization, vaccines and biologicals: Expanded Programme on Immunization (EPI). URL: https://www.who.int/teams/immunization-vaccines-and-biologicals</w:t>
       </w:r>
     </w:p>
     <w:sectPr>
@@ -397,6 +397,18 @@
       <w:lvlJc w:val="left"/>
       <w:pPr>
         <w:ind w:left="576" w:hanging="316"/>
+      </w:pPr>
+    </w:lvl>
+  </w:abstractNum>
+  <w:abstractNum w:abstractNumId="90">
+    <w:multiLevelType w:val="hybridMultilevel"/>
+    <w:lvl w:ilvl="0">
+      <w:start w:val="1"/>
+      <w:numFmt w:val="decimal"/>
+      <w:lvlText w:val="%1)"/>
+      <w:lvlJc w:val="left"/>
+      <w:pPr>
+        <w:ind w:left="851" w:hanging="425"/>
       </w:pPr>
     </w:lvl>
   </w:abstractNum>

--- a/javoblar/030.docx
+++ b/javoblar/030.docx
@@ -5,153 +5,311 @@
     <w:p>
       <w:pPr>
         <w:pStyle w:val="Heading1"/>
-        <w:spacing w:after="200"/>
-      </w:pPr>
-      <w:r>
+        <w:spacing w:after="240"/>
+        <w:jc w:val="center"/>
+      </w:pPr>
+      <w:r>
+        <w:rPr>
+          <w:rFonts w:ascii="Times New Roman" w:cs="Times New Roman" w:eastAsia="Times New Roman" w:hAnsi="Times New Roman"/>
+          <w:b/>
+          <w:bCs/>
+          <w:sz w:val="28"/>
+          <w:szCs w:val="28"/>
+        </w:rPr>
         <w:t xml:space="preserve">30. Immunitet turlari- tabiiy, sun'iy, aktiv, passiv</w:t>
       </w:r>
     </w:p>
     <w:p>
       <w:pPr>
-        <w:spacing w:after="120"/>
+        <w:spacing w:after="120" w:line="276"/>
+        <w:ind w:firstLine="567"/>
         <w:jc w:val="both"/>
       </w:pPr>
       <w:r>
+        <w:rPr>
+          <w:rFonts w:ascii="Times New Roman" w:cs="Times New Roman" w:eastAsia="Times New Roman" w:hAnsi="Times New Roman"/>
+          <w:sz w:val="28"/>
+          <w:szCs w:val="28"/>
+        </w:rPr>
         <w:t xml:space="preserve">Immunitet — organizmning begona antigenlardan, jumladan yuqumli kasallik qo'zg'atuvchilaridan himoyalanish qobiliyatidir. Immunitet epidemik jarayonning uchinchi bo'g'ini — qabul qiluvchanlikni belgilagani uchun uning turlarini bilish immunprofilaktikani ilmiy asoslash uchun zarur. Immunitet tug'ma (nospetsifik) va orttirilgan (spetsifik) turlarga bo'linadi. Orttirilgan immunitet esa kelib chiqishiga ko'ra tabiiy va sun'iy, hosil bo'lish mexanizmiga ko'ra aktiv va passiv turlarga ajratiladi. Bu tasnif immun himoyaning turli shakllarini tizimli tushunish va ularni amaliyotda to'g'ri qo'llash imkonini beradi [1][2]. Immunitetni shuningdek gumoral (antitelolarga asoslangan) va hujayraviy (T-limfotsitlarga asoslangan) komponentlarga ajratish mumkin.</w:t>
       </w:r>
     </w:p>
     <w:p>
       <w:pPr>
         <w:pStyle w:val="Heading2"/>
-        <w:spacing w:after="80" w:before="160"/>
-      </w:pPr>
-      <w:r>
+        <w:spacing w:after="100" w:before="200"/>
+      </w:pPr>
+      <w:r>
+        <w:rPr>
+          <w:rFonts w:ascii="Times New Roman" w:cs="Times New Roman" w:eastAsia="Times New Roman" w:hAnsi="Times New Roman"/>
+          <w:b/>
+          <w:bCs/>
+          <w:sz w:val="28"/>
+          <w:szCs w:val="28"/>
+        </w:rPr>
         <w:t xml:space="preserve">Tug'ma va orttirilgan immunitet</w:t>
       </w:r>
     </w:p>
     <w:p>
       <w:pPr>
-        <w:spacing w:after="120"/>
+        <w:spacing w:after="120" w:line="276"/>
+        <w:ind w:firstLine="567"/>
         <w:jc w:val="both"/>
       </w:pPr>
       <w:r>
+        <w:rPr>
+          <w:rFonts w:ascii="Times New Roman" w:cs="Times New Roman" w:eastAsia="Times New Roman" w:hAnsi="Times New Roman"/>
+          <w:sz w:val="28"/>
+          <w:szCs w:val="28"/>
+        </w:rPr>
         <w:t xml:space="preserve">Tug'ma (nospetsifik, tabiiy rezistentlik) immunitet tug'ilishdan mavjud bo'lib, aniq qo'zg'atuvchiga yo'naltirilmagan va darhol ta'sir qiladi. Unga teri va shilliq qavatlar to'sig'i, fagotsitoz, komplement tizimi va yallig'lanish reaksiyasi kiradi. Xalqaro manbalarga ko'ra, tug'ma immunitet infeksiyaga qarshi tezkor va doimiy himoyani ta'minlaydi va oldingi uchrashuvni talab qilmaydi [2]. Orttirilgan (spetsifik) immunitet esa hayot davomida shakllanadi, aniq antigenga yo'naltirilgan, immunologik xotiraga ega va takroriy uchrashuvda kuchliroq javob beradi; u B- va T-limfotsitlar hamda antitelolar faoliyatiga asoslanadi [2].</w:t>
       </w:r>
     </w:p>
     <w:p>
       <w:pPr>
         <w:pStyle w:val="Heading2"/>
-        <w:spacing w:after="80" w:before="160"/>
-      </w:pPr>
-      <w:r>
+        <w:spacing w:after="100" w:before="200"/>
+      </w:pPr>
+      <w:r>
+        <w:rPr>
+          <w:rFonts w:ascii="Times New Roman" w:cs="Times New Roman" w:eastAsia="Times New Roman" w:hAnsi="Times New Roman"/>
+          <w:b/>
+          <w:bCs/>
+          <w:sz w:val="28"/>
+          <w:szCs w:val="28"/>
+        </w:rPr>
         <w:t xml:space="preserve">Tabiiy immunitet</w:t>
       </w:r>
     </w:p>
     <w:p>
       <w:pPr>
-        <w:spacing w:after="120"/>
+        <w:spacing w:after="120" w:line="276"/>
+        <w:ind w:firstLine="567"/>
         <w:jc w:val="both"/>
       </w:pPr>
       <w:r>
+        <w:rPr>
+          <w:rFonts w:ascii="Times New Roman" w:cs="Times New Roman" w:eastAsia="Times New Roman" w:hAnsi="Times New Roman"/>
+          <w:sz w:val="28"/>
+          <w:szCs w:val="28"/>
+        </w:rPr>
         <w:t xml:space="preserve">Orttirilgan immunitet kelib chiqishiga ko'ra tabiiy va sun'iy bo'ladi. Tabiiy immunitet tibbiy aralashuvsiz, tabiiy sharoitda shakllanadi va o'z navbatida ikki xil bo'ladi. Tabiiy aktiv immunitet kasallikni (ba'zan yashirin infeksiyani) o'tkazish natijasida hosil bo'ladi; masalan, qizamiq yoki suvchechakdan keyin umrbod mustahkam immunitet qoladi. Tabiiy passiv immunitet esa onadan bolaga antitelolar o'tishi hisobiga yuzaga keladi: homiladorlik davrida yo'ldosh (platsenta) orqali IgG antitelolar, tug'ilgandan keyin esa ona suti (ayniqsa og'iz suti) orqali IgA antitelolar bolaga o'tadi va uni dastlabki oylarda himoya qiladi [1][2].</w:t>
       </w:r>
     </w:p>
     <w:p>
       <w:pPr>
         <w:pStyle w:val="Heading2"/>
-        <w:spacing w:after="80" w:before="160"/>
-      </w:pPr>
-      <w:r>
+        <w:spacing w:after="100" w:before="200"/>
+      </w:pPr>
+      <w:r>
+        <w:rPr>
+          <w:rFonts w:ascii="Times New Roman" w:cs="Times New Roman" w:eastAsia="Times New Roman" w:hAnsi="Times New Roman"/>
+          <w:b/>
+          <w:bCs/>
+          <w:sz w:val="28"/>
+          <w:szCs w:val="28"/>
+        </w:rPr>
         <w:t xml:space="preserve">Sun'iy immunitet</w:t>
       </w:r>
     </w:p>
     <w:p>
       <w:pPr>
-        <w:spacing w:after="120"/>
+        <w:spacing w:after="120" w:line="276"/>
+        <w:ind w:firstLine="567"/>
         <w:jc w:val="both"/>
       </w:pPr>
       <w:r>
+        <w:rPr>
+          <w:rFonts w:ascii="Times New Roman" w:cs="Times New Roman" w:eastAsia="Times New Roman" w:hAnsi="Times New Roman"/>
+          <w:sz w:val="28"/>
+          <w:szCs w:val="28"/>
+        </w:rPr>
         <w:t xml:space="preserve">Sun'iy immunitet tibbiy aralashuv orqali, maqsadli ravishda hosil qilinadi va u ham aktiv va passiv turlarga bo'linadi. Sun'iy aktiv immunitet vaksina (antigen) yuborish natijasida shakllanadi: organizm o'zi antitelolar va xotira hujayralarini ishlab chiqaradi. Sun'iy passiv immunitet esa tayyor antitelolarni — immun zardob yoki immunoglobulinni kiritish orqali yuzaga keladi; bunda organizm o'zi antitelo ishlab chiqarmaydi, balki tashqaridan olinganlardan foydalanadi. Sun'iy aktiv immunizatsiya uzoq muddatli profilaktika uchun (emlash), sun'iy passiv immunizatsiya esa shoshilinch profilaktika va davolash uchun qo'llaniladi [1].</w:t>
       </w:r>
     </w:p>
     <w:p>
       <w:pPr>
         <w:pStyle w:val="Heading2"/>
-        <w:spacing w:after="80" w:before="160"/>
-      </w:pPr>
-      <w:r>
+        <w:spacing w:after="100" w:before="200"/>
+      </w:pPr>
+      <w:r>
+        <w:rPr>
+          <w:rFonts w:ascii="Times New Roman" w:cs="Times New Roman" w:eastAsia="Times New Roman" w:hAnsi="Times New Roman"/>
+          <w:b/>
+          <w:bCs/>
+          <w:sz w:val="28"/>
+          <w:szCs w:val="28"/>
+        </w:rPr>
         <w:t xml:space="preserve">Aktiv va passiv immunitetning farqlari</w:t>
       </w:r>
     </w:p>
     <w:p>
       <w:pPr>
-        <w:spacing w:after="120"/>
+        <w:spacing w:after="120" w:line="276"/>
+        <w:ind w:firstLine="567"/>
         <w:jc w:val="both"/>
       </w:pPr>
       <w:r>
+        <w:rPr>
+          <w:rFonts w:ascii="Times New Roman" w:cs="Times New Roman" w:eastAsia="Times New Roman" w:hAnsi="Times New Roman"/>
+          <w:sz w:val="28"/>
+          <w:szCs w:val="28"/>
+        </w:rPr>
         <w:t xml:space="preserve">Aktiv va passiv immunitet o'rtasida muhim farqlar bor. Aktiv immunitet organizmning o'zi tomonidan ishlab chiqariladi, kechroq (odatda 1–3 hafta) shakllanadi, lekin uzoq muddatli (yillar yoki umrbod) bo'ladi va immunologik xotira qoldiradi; takroriy ta'sirda tez va kuchli javob beradi. Passiv immunitet esa tashqaridan kiritilgan tayyor antitelolar hisobiga darhol ta'sir qiladi, biroq qisqa muddatli (bir necha hafta-oy) bo'lib, xotira qoldirmaydi, chunki organizm o'zi faol ishtirok etmaydi. Shu farqlar ularning qo'llanish sohalarini belgilaydi [1][2]. Ba'zan aktiv va passiv immunizatsiya birgalikda qo'llaniladi — masalan, quturishga qarshi profilaktikada bemorga ham vaksina (aktiv immunitet uchun), ham immunoglobulin (darhol himoya uchun) beriladi. Bu kombinatsiya passiv immunitetning tezligini aktiv immunitetning uzoqligi bilan birlashtiradi va og'ir, o'limga olib keladigan kasalliklarning oldini olishda hal qiluvchi ahamiyatga ega. Shunday yondashuv qoqshol profilaktikasida ham qo'llaniladi, bu immunitet turlarini amaliyotda uyg'un qo'llashning yorqin namunasidir.</w:t>
       </w:r>
     </w:p>
     <w:p>
       <w:pPr>
         <w:pStyle w:val="Heading2"/>
-        <w:spacing w:after="80" w:before="160"/>
-      </w:pPr>
-      <w:r>
+        <w:spacing w:after="100" w:before="200"/>
+      </w:pPr>
+      <w:r>
+        <w:rPr>
+          <w:rFonts w:ascii="Times New Roman" w:cs="Times New Roman" w:eastAsia="Times New Roman" w:hAnsi="Times New Roman"/>
+          <w:b/>
+          <w:bCs/>
+          <w:sz w:val="28"/>
+          <w:szCs w:val="28"/>
+        </w:rPr>
         <w:t xml:space="preserve">Qo'llanilishi va epidemiologik ahamiyati</w:t>
       </w:r>
     </w:p>
     <w:p>
       <w:pPr>
-        <w:spacing w:after="120"/>
+        <w:spacing w:after="120" w:line="276"/>
+        <w:ind w:firstLine="567"/>
         <w:jc w:val="both"/>
       </w:pPr>
       <w:r>
+        <w:rPr>
+          <w:rFonts w:ascii="Times New Roman" w:cs="Times New Roman" w:eastAsia="Times New Roman" w:hAnsi="Times New Roman"/>
+          <w:sz w:val="28"/>
+          <w:szCs w:val="28"/>
+        </w:rPr>
         <w:t xml:space="preserve">Immunitet turlarini bilish amaliy ahamiyatga ega. Sun'iy aktiv immunitet (vaksinatsiya) boshqariladigan infeksiyalarga qarshi uzoq muddatli himoya va jamoaviy immunitet shakllantirish uchun asosiy vositadir. Sun'iy passiv immunitet (immunoglobulin, zardob) esa qoqshol, quturish, difteriya kabi hollarda shoshilinch profilaktika sifatida, ya'ni tez himoya zarur bo'lganda qo'llaniladi. Tabiiy passiv immunitet (ona suti) chaqaloqlarni dastlabki oylarda himoya qilgani uchun emizishni targ'ib qilish ham profilaktik ahamiyatga ega. Shunday qilib, immunitet turlari immunprofilaktika strategiyasining nazariy asosini tashkil etadi [1][2]. Immunitet turini to'g'ri tanlash vaziyatga bog'liq: agar kasallikning oldini uzoq muddatga olish zarur bo'lsa, aktiv immunizatsiya (emlash) tanlanadi; agar odam allaqachon xavfli qo'zg'atuvchi bilan kontaktda bo'lgan va tez himoya kerak bo'lsa, passiv immunizatsiya qo'llanadi. Noto'g'ri tanlov — masalan, kontaktdan keyin faqat vaksinaga tayanish — kasallikning rivojlanishiga yo'l qo'yishi mumkin, chunki aktiv immunitet shakllanishi uchun vaqt kerak.</w:t>
       </w:r>
     </w:p>
     <w:p>
       <w:pPr>
         <w:pStyle w:val="Heading2"/>
-        <w:spacing w:after="80" w:before="160"/>
-      </w:pPr>
-      <w:r>
+        <w:spacing w:after="100" w:before="200"/>
+      </w:pPr>
+      <w:r>
+        <w:rPr>
+          <w:rFonts w:ascii="Times New Roman" w:cs="Times New Roman" w:eastAsia="Times New Roman" w:hAnsi="Times New Roman"/>
+          <w:b/>
+          <w:bCs/>
+          <w:sz w:val="28"/>
+          <w:szCs w:val="28"/>
+        </w:rPr>
         <w:t xml:space="preserve">Immunitetning napryajyonnosti va davomiyligi</w:t>
       </w:r>
     </w:p>
     <w:p>
       <w:pPr>
-        <w:spacing w:after="120"/>
+        <w:spacing w:after="120" w:line="276"/>
+        <w:ind w:firstLine="567"/>
         <w:jc w:val="both"/>
       </w:pPr>
       <w:r>
+        <w:rPr>
+          <w:rFonts w:ascii="Times New Roman" w:cs="Times New Roman" w:eastAsia="Times New Roman" w:hAnsi="Times New Roman"/>
+          <w:sz w:val="28"/>
+          <w:szCs w:val="28"/>
+        </w:rPr>
         <w:t xml:space="preserve">Immunitetning kuchlanishi (napryajyonnost) va davomiyligi kasallik va immunitet turiga qarab turlicha bo'ladi. Qizamiq, parotit va suvchechakdan keyingi tabiiy aktiv immunitet umrbod, difteriya va qoqsholga qarshi immunitet esa vaqt o'tishi bilan susayadi va revaksinatsiyani talab qiladi. Passiv immunitet har doim qisqa muddatli. Immunitet darajasini seroepidemiologik tekshiruvlar orqali (antitelolar titrini aniqlash) baholash mumkin; bu emlash dasturlarini rejalashtirish va aholi immun qatlamini baholash uchun muhim ko'rsatkichdir [2]. Immunitet davomiyligi haqidagi bilim revaksinatsiya muddatlarini belgilashda bevosita qo'llaniladi: masalan, difteriya-qoqsholga qarshi har o'n yilda qo'shimcha doza (booster) tavsiya etilishi aynan immunitetning asta-sekin susayishi bilan izohlanadi. Shu bois immunitet turlari va ularning dinamikasi nafaqat nazariy, balki bevosita amaliy — emlash kalendarini loyihalash — ahamiyatga ega.</w:t>
       </w:r>
     </w:p>
     <w:p>
       <w:pPr>
         <w:pStyle w:val="Heading2"/>
-        <w:spacing w:after="80" w:before="160"/>
-      </w:pPr>
-      <w:r>
+        <w:spacing w:after="100" w:before="200"/>
+      </w:pPr>
+      <w:r>
+        <w:rPr>
+          <w:rFonts w:ascii="Times New Roman" w:cs="Times New Roman" w:eastAsia="Times New Roman" w:hAnsi="Times New Roman"/>
+          <w:b/>
+          <w:bCs/>
+          <w:sz w:val="28"/>
+          <w:szCs w:val="28"/>
+        </w:rPr>
+        <w:t xml:space="preserve">Sun'iy faol immunitetning amaliy asoslari</w:t>
+      </w:r>
+    </w:p>
+    <w:p>
+      <w:pPr>
+        <w:spacing w:after="120" w:line="276"/>
+        <w:ind w:firstLine="567"/>
+        <w:jc w:val="both"/>
+      </w:pPr>
+      <w:r>
+        <w:rPr>
+          <w:rFonts w:ascii="Times New Roman" w:cs="Times New Roman" w:eastAsia="Times New Roman" w:hAnsi="Times New Roman"/>
+          <w:sz w:val="28"/>
+          <w:szCs w:val="28"/>
+        </w:rPr>
+        <w:t xml:space="preserve">JSSTga ko'ra, vaksina organizmni antitelo ishlab chiqarishga o'rgatadi va kasallikni eslab qoladigan immun xotira hosil qiladi; keyin qo'zg'atuvchi bilan uchrashganda immun tizim uni kasallik rivojlanguncha yo'q qiladi. Bir yoki bir necha doza olingach, odam odatda yillar, o'nlab yillar yoki butun umr himoyalanadi [3]. Vaksina faqat o'ldirilgan yoki zaiflashtirilgan mikroblarni saqlagani uchun kasallik keltirib chiqarmaydi [3].</w:t>
+      </w:r>
+    </w:p>
+    <w:p>
+      <w:pPr>
+        <w:spacing w:after="120" w:line="276"/>
+        <w:ind w:firstLine="567"/>
+        <w:jc w:val="both"/>
+      </w:pPr>
+      <w:r>
+        <w:rPr>
+          <w:rFonts w:ascii="Times New Roman" w:cs="Times New Roman" w:eastAsia="Times New Roman" w:hAnsi="Times New Roman"/>
+          <w:sz w:val="28"/>
+          <w:szCs w:val="28"/>
+        </w:rPr>
+        <w:t xml:space="preserve">Passiv immunitetning amaliy ko'rinishi immunoglobulin va qon mahsulotlari yuborilishi bilan bog'liq: sanitariya qoidalarida immunoglobulin yuborilgandan keyin qizamiq, qizilcha, parotit va rotavirusga qarshi tirik vaksinalar 3 oydan, poliomielit va grippga qarshi emlash 1,5 oydan keyin o'tkazilishi ko'rsatilgan [4]. Bu muddatlar tayyor antitelolar bilan kiritilgan preparat o'rtasidagi o'zaro ta'sirni hisobga olishga qaratilgan deb sharhlanishi mumkin (bu izoh manbada aniq keltirilmagan). Tabiiy sust immunitet onadan yo'ldosh va sut orqali o'tadi, shuning uchun hayotning birinchi oylarida bola qisman himoyalangan, keyin esa kalendar bo'yicha o'z faol immunitetini shakllantiradi [4].</w:t>
+      </w:r>
+    </w:p>
+    <w:p>
+      <w:pPr>
+        <w:pStyle w:val="Heading2"/>
+        <w:spacing w:after="100" w:before="200"/>
+      </w:pPr>
+      <w:r>
+        <w:rPr>
+          <w:rFonts w:ascii="Times New Roman" w:cs="Times New Roman" w:eastAsia="Times New Roman" w:hAnsi="Times New Roman"/>
+          <w:b/>
+          <w:bCs/>
+          <w:sz w:val="28"/>
+          <w:szCs w:val="28"/>
+        </w:rPr>
         <w:t xml:space="preserve">Xulosa</w:t>
       </w:r>
     </w:p>
     <w:p>
       <w:pPr>
-        <w:spacing w:after="120"/>
+        <w:spacing w:after="120" w:line="276"/>
+        <w:ind w:firstLine="567"/>
         <w:jc w:val="both"/>
       </w:pPr>
       <w:r>
-        <w:t xml:space="preserve">Immunitet tug'ma va orttirilgan turlarga bo'linadi; orttirilgan immunitet kelib chiqishiga ko'ra tabiiy va sun'iy, mexanizmiga ko'ra aktiv va passiv bo'ladi. Tabiiy aktiv immunitet kasallikdan, tabiiy passiv immunitet onadan o'tgan antitelolardan; sun'iy aktiv immunitet vaksinadan, sun'iy passiv immunitet esa zardob va immunoglobulindan hosil bo'ladi. Aktiv immunitet kech shakllanadi, lekin uzoq va xotirali; passiv immunitet tez, lekin qisqa muddatli. Bu turlarni bilish immunprofilaktikani — ham rejali emlashni, ham shoshilinch profilaktikani — to'g'ri tashkil etishning asosidir va vrach-epidemiolog uchun zaruriy nazariy bilim hisoblanadi. Immunitet turlarini chuqur tushunish har qanday epidemiologik vaziyatda qabul qiluvchan organizmga qaratilgan choralarni to'g'ri tanlash imkonini beradi.</w:t>
+        <w:rPr>
+          <w:rFonts w:ascii="Times New Roman" w:cs="Times New Roman" w:eastAsia="Times New Roman" w:hAnsi="Times New Roman"/>
+          <w:sz w:val="28"/>
+          <w:szCs w:val="28"/>
+        </w:rPr>
+        <w:t xml:space="preserve">Immunitet tug'ma va orttirilgan turlarga bo'linadi; orttirilgan immunitet kelib chiqishiga ko'ra tabiiy va sun'iy, mexanizmiga ko'ra aktiv va passiv bo'ladi. Tabiiy aktiv immunitet kasallikdan, tabiiy passiv immunitet onadan o'tgan antitelolardan; sun'iy aktiv immunitet vaksinadan, sun'iy passiv immunitet esa zardob va immunoglobulindan hosil bo'ladi. Aktiv immunitet kech shakllanadi, lekin uzoq va xotirali; passiv immunitet tez, lekin qisqa muddatli. Bu turlarni bilish immunprofilaktikani — ham rejali emlashni, ham shoshilinch profilaktikani — to'g'ri tashkil etishning asosidir va vrach-epidemiolog uchun zaruriy nazariy bilim hisoblanadi. Kalendar bo'yicha sun'iy faol immunitet hayotning birinchi sutkasidan 16 yoshgacha bosqichma-bosqich shakllantiriladi [5].</w:t>
       </w:r>
     </w:p>
     <w:p>
       <w:pPr>
         <w:pStyle w:val="Heading2"/>
-        <w:spacing w:after="80" w:before="220"/>
-      </w:pPr>
-      <w:r>
+        <w:spacing w:after="100" w:before="280"/>
+      </w:pPr>
+      <w:r>
+        <w:rPr>
+          <w:rFonts w:ascii="Times New Roman" w:cs="Times New Roman" w:eastAsia="Times New Roman" w:hAnsi="Times New Roman"/>
+          <w:b/>
+          <w:bCs/>
+          <w:sz w:val="28"/>
+          <w:szCs w:val="28"/>
+        </w:rPr>
         <w:t xml:space="preserve">Foydalanilgan adabiyotlar</w:t>
       </w:r>
     </w:p>
@@ -162,10 +320,15 @@
           <w:ilvl w:val="0"/>
           <w:numId w:val="2"/>
         </w:numPr>
-        <w:spacing w:after="40"/>
-      </w:pPr>
-      <w:r>
-        <w:t xml:space="preserve">Muhamedov I., Eshboyev E., Zokirov N., Zokirov M. Mikrobiologiya, immunologiya. — Toshkent.</w:t>
+        <w:spacing w:after="80" w:line="260"/>
+      </w:pPr>
+      <w:r>
+        <w:rPr>
+          <w:rFonts w:ascii="Times New Roman" w:cs="Times New Roman" w:eastAsia="Times New Roman" w:hAnsi="Times New Roman"/>
+          <w:sz w:val="28"/>
+          <w:szCs w:val="28"/>
+        </w:rPr>
+        <w:t xml:space="preserve">Muhamedov I., Eshboyev E., Zokirov N., Zokirov M. Mikrobiologiya, immunologiya, virusologiya. Toshkent: Yangi asr avlodi, 2006. ISBN 5-633-01946-6. Manba: xayrullokomilov.uz/kutubxona, material № 1481 (skanerlangan matn, OCR xatolari mavjud).</w:t>
       </w:r>
     </w:p>
     <w:p>
@@ -175,9 +338,14 @@
           <w:ilvl w:val="0"/>
           <w:numId w:val="2"/>
         </w:numPr>
-        <w:spacing w:after="40"/>
-      </w:pPr>
-      <w:r>
+        <w:spacing w:after="80" w:line="260"/>
+      </w:pPr>
+      <w:r>
+        <w:rPr>
+          <w:rFonts w:ascii="Times New Roman" w:cs="Times New Roman" w:eastAsia="Times New Roman" w:hAnsi="Times New Roman"/>
+          <w:sz w:val="28"/>
+          <w:szCs w:val="28"/>
+        </w:rPr>
         <w:t xml:space="preserve">Marshall J.S. et al. An introduction to immunology and immunopathology. Allergy Asthma Clin Immunol. (NCBI). URL: https://www.ncbi.nlm.nih.gov/books/NBK539801/</w:t>
       </w:r>
     </w:p>
@@ -188,15 +356,56 @@
           <w:ilvl w:val="0"/>
           <w:numId w:val="2"/>
         </w:numPr>
-        <w:spacing w:after="40"/>
-      </w:pPr>
-      <w:r>
-        <w:t xml:space="preserve">World Health Organization. Immunization, vaccines and biologicals: Expanded Programme on Immunization (EPI). URL: https://www.who.int/teams/immunization-vaccines-and-biologicals</w:t>
+        <w:spacing w:after="80" w:line="260"/>
+      </w:pPr>
+      <w:r>
+        <w:rPr>
+          <w:rFonts w:ascii="Times New Roman" w:cs="Times New Roman" w:eastAsia="Times New Roman" w:hAnsi="Times New Roman"/>
+          <w:sz w:val="28"/>
+          <w:szCs w:val="28"/>
+        </w:rPr>
+        <w:t xml:space="preserve">World Health Organization. Vaccines and immunization: What is vaccination? URL: https://www.who.int/news-room/questions-and-answers/item/vaccines-and-immunization-what-is-vaccination (kirilgan sana: 30.10.2026).</w:t>
+      </w:r>
+    </w:p>
+    <w:p>
+      <w:pPr>
+        <w:pStyle w:val="ListParagraph"/>
+        <w:numPr>
+          <w:ilvl w:val="0"/>
+          <w:numId w:val="2"/>
+        </w:numPr>
+        <w:spacing w:after="80" w:line="260"/>
+      </w:pPr>
+      <w:r>
+        <w:rPr>
+          <w:rFonts w:ascii="Times New Roman" w:cs="Times New Roman" w:eastAsia="Times New Roman" w:hAnsi="Times New Roman"/>
+          <w:sz w:val="28"/>
+          <w:szCs w:val="28"/>
+        </w:rPr>
+        <w:t xml:space="preserve">SanQvaM № 0239-07/3 "O'zbekiston Respublikasida yuqumli kasalliklar immunoprofilaktikasi" (Bosh davlat sanitariya vrachi tomonidan tasdiqlangan; lex.uz sahifasida 25.07.2017 sanasi ko'rsatilgan). URL: https://lex.uz/docs/5524039. Manba: xayrullokomilov.uz/kutubxona, material № 814 (matn kirill yozuvida; hujjat 1992-yildagi, kuchini yo'qotgan qonunga havola qiladi).</w:t>
+      </w:r>
+    </w:p>
+    <w:p>
+      <w:pPr>
+        <w:pStyle w:val="ListParagraph"/>
+        <w:numPr>
+          <w:ilvl w:val="0"/>
+          <w:numId w:val="2"/>
+        </w:numPr>
+        <w:spacing w:after="80" w:line="260"/>
+      </w:pPr>
+      <w:r>
+        <w:rPr>
+          <w:rFonts w:ascii="Times New Roman" w:cs="Times New Roman" w:eastAsia="Times New Roman" w:hAnsi="Times New Roman"/>
+          <w:sz w:val="28"/>
+          <w:szCs w:val="28"/>
+        </w:rPr>
+        <w:t xml:space="preserve">O'zbekiston Respublikasida profilaktik emlashlar o'tkazish kalendar rejasi (jadval). Manba: xayrullokomilov.uz/kutubxona, material № 1420 (tasdiqlovchi organ, sana va raqam nusxada ko'rsatilmagan — tasdiqlanmagan).</w:t>
       </w:r>
     </w:p>
     <w:sectPr>
       <w:pgSz w:w="11906" w:h="16838" w:orient="portrait"/>
-      <w:pgMar w:top="1134" w:right="850" w:bottom="1134" w:left="1418" w:header="708" w:footer="708" w:gutter="0"/>
+      <w:pgMar w:top="1134" w:right="850" w:bottom="1134" w:left="1701" w:header="708" w:footer="708" w:gutter="0"/>
       <w:pgNumType/>
       <w:docGrid w:linePitch="360"/>
     </w:sectPr>
@@ -368,48 +577,17 @@
     <w:multiLevelType w:val="hybridMultilevel"/>
     <w:lvl w:ilvl="0" w:tentative="1">
       <w:start w:val="1"/>
-      <w:numFmt w:val="bullet"/>
-      <w:lvlText w:val="•"/>
+      <w:numFmt w:val="decimal"/>
+      <w:lvlText w:val="[%1]"/>
       <w:lvlJc w:val="left"/>
       <w:pPr>
-        <w:ind w:left="576" w:hanging="316"/>
-      </w:pPr>
-    </w:lvl>
-  </w:abstractNum>
-  <w:abstractNum w:abstractNumId="3" w15:restartNumberingAfterBreak="0">
-    <w:multiLevelType w:val="hybridMultilevel"/>
-    <w:lvl w:ilvl="0" w:tentative="1">
-      <w:start w:val="1"/>
-      <w:numFmt w:val="decimal"/>
-      <w:lvlText w:val="%1."/>
-      <w:lvlJc w:val="left"/>
-      <w:pPr>
-        <w:ind w:left="576" w:hanging="316"/>
-      </w:pPr>
-    </w:lvl>
-  </w:abstractNum>
-  <w:abstractNum w:abstractNumId="4" w15:restartNumberingAfterBreak="0">
-    <w:multiLevelType w:val="hybridMultilevel"/>
-    <w:lvl w:ilvl="0" w:tentative="1">
-      <w:start w:val="1"/>
-      <w:numFmt w:val="decimal"/>
-      <w:lvlText w:val="%1."/>
-      <w:lvlJc w:val="left"/>
-      <w:pPr>
-        <w:ind w:left="576" w:hanging="316"/>
-      </w:pPr>
-    </w:lvl>
-  </w:abstractNum>
-  <w:abstractNum w:abstractNumId="90">
-    <w:multiLevelType w:val="hybridMultilevel"/>
-    <w:lvl w:ilvl="0">
-      <w:start w:val="1"/>
-      <w:numFmt w:val="decimal"/>
-      <w:lvlText w:val="%1)"/>
-      <w:lvlJc w:val="left"/>
-      <w:pPr>
-        <w:ind w:left="851" w:hanging="425"/>
-      </w:pPr>
+        <w:ind w:left="720" w:hanging="720"/>
+      </w:pPr>
+      <w:rPr>
+        <w:rFonts w:ascii="Times New Roman" w:cs="Times New Roman" w:eastAsia="Times New Roman" w:hAnsi="Times New Roman"/>
+        <w:sz w:val="28"/>
+        <w:szCs w:val="28"/>
+      </w:rPr>
     </w:lvl>
   </w:abstractNum>
   <w:num w:numId="1">
@@ -419,7 +597,7 @@
     </w:lvlOverride>
   </w:num>
   <w:num w:numId="2">
-    <w:abstractNumId w:val="4"/>
+    <w:abstractNumId w:val="2"/>
     <w:lvlOverride w:ilvl="0">
       <w:startOverride w:val="1"/>
     </w:lvlOverride>
@@ -433,8 +611,8 @@
     <w:rPrDefault>
       <w:rPr>
         <w:rFonts w:ascii="Times New Roman" w:cs="Times New Roman" w:eastAsia="Times New Roman" w:hAnsi="Times New Roman"/>
-        <w:sz w:val="24"/>
-        <w:szCs w:val="24"/>
+        <w:sz w:val="28"/>
+        <w:szCs w:val="28"/>
       </w:rPr>
     </w:rPrDefault>
     <w:pPrDefault/>
@@ -569,7 +747,7 @@
     <w:unhideWhenUsed/>
     <w:pPr>
       <w:spacing w:after="100"/>
-      <w:ind w:left="240"/>
+      <w:ind w:left="280"/>
     </w:pPr>
   </w:style>
   <w:style w:type="paragraph" w:styleId="TOC3">
@@ -581,7 +759,7 @@
     <w:unhideWhenUsed/>
     <w:pPr>
       <w:spacing w:after="100"/>
-      <w:ind w:left="480"/>
+      <w:ind w:left="560"/>
     </w:pPr>
   </w:style>
   <w:style w:type="paragraph" w:styleId="TOC4">
@@ -593,7 +771,7 @@
     <w:unhideWhenUsed/>
     <w:pPr>
       <w:spacing w:after="100"/>
-      <w:ind w:left="720"/>
+      <w:ind w:left="840"/>
     </w:pPr>
   </w:style>
   <w:style w:type="paragraph" w:styleId="TOC5">
@@ -605,7 +783,7 @@
     <w:unhideWhenUsed/>
     <w:pPr>
       <w:spacing w:after="100"/>
-      <w:ind w:left="960"/>
+      <w:ind w:left="1120"/>
     </w:pPr>
   </w:style>
   <w:style w:type="paragraph" w:styleId="TOC6">
@@ -617,7 +795,7 @@
     <w:unhideWhenUsed/>
     <w:pPr>
       <w:spacing w:after="100"/>
-      <w:ind w:left="1200"/>
+      <w:ind w:left="1400"/>
     </w:pPr>
   </w:style>
   <w:style w:type="paragraph" w:styleId="TOC7">
@@ -629,7 +807,7 @@
     <w:unhideWhenUsed/>
     <w:pPr>
       <w:spacing w:after="100"/>
-      <w:ind w:left="1440"/>
+      <w:ind w:left="1680"/>
     </w:pPr>
   </w:style>
   <w:style w:type="paragraph" w:styleId="TOC8">
@@ -641,7 +819,7 @@
     <w:unhideWhenUsed/>
     <w:pPr>
       <w:spacing w:after="100"/>
-      <w:ind w:left="1680"/>
+      <w:ind w:left="1960"/>
     </w:pPr>
   </w:style>
   <w:style w:type="paragraph" w:styleId="TOC9">
@@ -653,7 +831,7 @@
     <w:unhideWhenUsed/>
     <w:pPr>
       <w:spacing w:after="100"/>
-      <w:ind w:left="1920"/>
+      <w:ind w:left="2240"/>
     </w:pPr>
   </w:style>
   <w:style w:type="character" w:styleId="Hyperlink">
@@ -753,15 +931,16 @@
     <w:next w:val="Normal"/>
     <w:qFormat/>
     <w:pPr>
-      <w:spacing w:after="200"/>
-      <w:jc w:val="center"/>
+      <w:spacing w:after="240" w:before="0"/>
+      <w:outlineLvl w:val="0"/>
     </w:pPr>
     <w:rPr>
       <w:rFonts w:ascii="Times New Roman" w:cs="Times New Roman" w:eastAsia="Times New Roman" w:hAnsi="Times New Roman"/>
       <w:b/>
       <w:bCs/>
-      <w:sz w:val="28"/>
-      <w:szCs w:val="28"/>
+      <w:color w:val="000000"/>
+      <w:sz w:val="30"/>
+      <w:szCs w:val="30"/>
     </w:rPr>
   </w:style>
   <w:style w:type="paragraph" w:styleId="Heading2">
@@ -769,12 +948,17 @@
     <w:basedOn w:val="Normal"/>
     <w:next w:val="Normal"/>
     <w:qFormat/>
+    <w:pPr>
+      <w:spacing w:after="100" w:before="200"/>
+      <w:outlineLvl w:val="1"/>
+    </w:pPr>
     <w:rPr>
       <w:rFonts w:ascii="Times New Roman" w:cs="Times New Roman" w:eastAsia="Times New Roman" w:hAnsi="Times New Roman"/>
       <w:b/>
       <w:bCs/>
-      <w:sz w:val="26"/>
-      <w:szCs w:val="26"/>
+      <w:color w:val="000000"/>
+      <w:sz w:val="28"/>
+      <w:szCs w:val="28"/>
     </w:rPr>
   </w:style>
 </w:styles>

--- a/javoblar/030.docx
+++ b/javoblar/030.docx
@@ -346,7 +346,7 @@
           <w:sz w:val="28"/>
           <w:szCs w:val="28"/>
         </w:rPr>
-        <w:t xml:space="preserve">Marshall J.S. et al. An introduction to immunology and immunopathology. Allergy Asthma Clin Immunol. (NCBI). URL: https://www.ncbi.nlm.nih.gov/books/NBK539801/</w:t>
+        <w:t xml:space="preserve">Marshall J.S., Warrington R., Watson W., et al. An introduction to immunology and immunopathology // Allergy, Asthma &amp; Clinical Immunology. 2018. Vol. 14 (Suppl 2). DOI: 10.1186/s13223-018-0278-1.</w:t>
       </w:r>
     </w:p>
     <w:p>
